--- a/docs/sharing_offline_review.docx
+++ b/docs/sharing_offline_review.docx
@@ -2,7 +2,7 @@
 <file path=word/document.xml><?xml version="1.0" encoding="utf-8"?>
 <w:document xmlns:w="http://schemas.openxmlformats.org/wordprocessingml/2006/main" xmlns:m="http://schemas.openxmlformats.org/officeDocument/2006/math" xmlns:r="http://schemas.openxmlformats.org/officeDocument/2006/relationships" xmlns:o="urn:schemas-microsoft-com:office:office" xmlns:v="urn:schemas-microsoft-com:vml" xmlns:w10="urn:schemas-microsoft-com:office:word" xmlns:a="http://schemas.openxmlformats.org/drawingml/2006/main" xmlns:pic="http://schemas.openxmlformats.org/drawingml/2006/picture" xmlns:wp="http://schemas.openxmlformats.org/drawingml/2006/wordprocessingDrawing">
   <w:body>
-    <w:bookmarkStart w:id="40" w:name="Xfd65ab9169ff21f0aeb98a6d57ff3cd8d94a315"/>
+    <w:bookmarkStart w:id="42" w:name="Xfd65ab9169ff21f0aeb98a6d57ff3cd8d94a315"/>
     <w:p>
       <w:pPr>
         <w:pStyle w:val="Heading1"/>
@@ -11,7 +11,41 @@
         <w:t xml:space="preserve">Document Sharing and Offline Access - Review</w:t>
       </w:r>
     </w:p>
-    <w:bookmarkStart w:id="20" w:name="overview"/>
+    <w:bookmarkStart w:id="20" w:name="Xfb84ff48074a5b39011c40a4ca2c914d81db1ab"/>
+    <w:p>
+      <w:pPr>
+        <w:pStyle w:val="Heading2"/>
+      </w:pPr>
+      <w:r>
+        <w:t xml:space="preserve">Current sharing decision and implementation (10/14/2026, Build 46)</w:t>
+      </w:r>
+    </w:p>
+    <w:p>
+      <w:pPr>
+        <w:pStyle w:val="FirstParagraph"/>
+      </w:pPr>
+      <w:r>
+        <w:t xml:space="preserve">Richard confirmed sharing is outstanding original-scope work, not a new separately quoted addition. This supersedes every contrary scope statement in the historical Build 40 review below. Richard approved no-account sharing with a required passcode delivered separately. Build 46 implements owner password confirmation, a 24-hour default expiration (up to 7 days), optional downloads, revocation, and access history. Recipients receive only the file, not saved metadata or vault access. See files.md for current behavior and limitations. Emergency access and family profiles are not included.</w:t>
+      </w:r>
+    </w:p>
+    <w:p>
+      <w:pPr>
+        <w:pStyle w:val="BodyText"/>
+      </w:pPr>
+      <w:r>
+        <w:t xml:space="preserve">Verification updated in Build 47: 47 runtime integration checks passed again using temporary image and PDF fixtures. A browser suite passed 13 checks covering owner creation, separate copy buttons, account-free viewing, closing, offline hiding, access history, revocation of an open share, PDF download, reload privacy, and a same-origin phone-width iframe. Fixtures were removed. The browser login form was not verified; owner flows used an authenticated test fixture. The recipient wrong-passcode message assertion remains unverified after two attempts, although API rejection passed. Real phone and GoodBarber testing remains outstanding. Sharing is preview-only until manually deployed.</w:t>
+      </w:r>
+    </w:p>
+    <w:p>
+      <w:pPr>
+        <w:pStyle w:val="BodyText"/>
+      </w:pPr>
+      <w:r>
+        <w:t xml:space="preserve">The remaining sections are the historical Build 40 review, not current status. Offline implementation progressed separately in Builds 41 to 43; consult build_state.md and offline_plan.md.</w:t>
+      </w:r>
+    </w:p>
+    <w:bookmarkEnd w:id="20"/>
+    <w:bookmarkStart w:id="21" w:name="overview"/>
     <w:p>
       <w:pPr>
         <w:pStyle w:val="Heading2"/>
@@ -164,8 +198,8 @@
         </w:tc>
       </w:tr>
     </w:tbl>
-    <w:bookmarkEnd w:id="20"/>
-    <w:bookmarkStart w:id="21" w:name="why-this-review"/>
+    <w:bookmarkEnd w:id="21"/>
+    <w:bookmarkStart w:id="22" w:name="why-this-review"/>
     <w:p>
       <w:pPr>
         <w:pStyle w:val="Heading2"/>
@@ -220,8 +254,8 @@
         <w:t xml:space="preserve">since Build 25.</w:t>
       </w:r>
     </w:p>
-    <w:bookmarkEnd w:id="21"/>
-    <w:bookmarkStart w:id="22" w:name="summary"/>
+    <w:bookmarkEnd w:id="22"/>
+    <w:bookmarkStart w:id="23" w:name="summary"/>
     <w:p>
       <w:pPr>
         <w:pStyle w:val="Heading2"/>
@@ -469,8 +503,8 @@
         </w:tc>
       </w:tr>
     </w:tbl>
-    <w:bookmarkEnd w:id="22"/>
-    <w:bookmarkStart w:id="28" w:name="offline-access"/>
+    <w:bookmarkEnd w:id="23"/>
+    <w:bookmarkStart w:id="29" w:name="offline-access"/>
     <w:p>
       <w:pPr>
         <w:pStyle w:val="Heading2"/>
@@ -479,7 +513,7 @@
         <w:t xml:space="preserve">1. Offline access</w:t>
       </w:r>
     </w:p>
-    <w:bookmarkStart w:id="23" w:name="what-was-asked-for-and-promised"/>
+    <w:bookmarkStart w:id="24" w:name="what-was-asked-for-and-promised"/>
     <w:p>
       <w:pPr>
         <w:pStyle w:val="Heading3"/>
@@ -656,8 +690,8 @@
         <w:t xml:space="preserve">The first versions of the feature docs planned an on-device cache of the vault structure, cached previews of recent documents, folder changes queued until back online, offline scanning with a sync status indicator, and two Settings items: clear local cache and last sync time.</w:t>
       </w:r>
     </w:p>
-    <w:bookmarkEnd w:id="23"/>
-    <w:bookmarkStart w:id="24" w:name="what-happened"/>
+    <w:bookmarkEnd w:id="24"/>
+    <w:bookmarkStart w:id="25" w:name="what-happened"/>
     <w:p>
       <w:pPr>
         <w:pStyle w:val="Heading3"/>
@@ -729,8 +763,8 @@
         <w:t xml:space="preserve">Because offline was one of the Phase 2 bullets in the proposal, Richard and Tracey should agree how it is treated (see Commercial position below).</w:t>
       </w:r>
     </w:p>
-    <w:bookmarkEnd w:id="24"/>
-    <w:bookmarkStart w:id="25" w:name="what-the-app-does-today"/>
+    <w:bookmarkEnd w:id="25"/>
+    <w:bookmarkStart w:id="26" w:name="what-the-app-does-today"/>
     <w:p>
       <w:pPr>
         <w:pStyle w:val="Heading3"/>
@@ -763,8 +797,8 @@
         <w:t xml:space="preserve">The nearest thing: the Download button on each document saves a copy (image or PDF) to the phone, which the user can then open without a signal from their phone’s own files or photos.</w:t>
       </w:r>
     </w:p>
-    <w:bookmarkEnd w:id="25"/>
-    <w:bookmarkStart w:id="26" w:name="constraints-to-resolve-first"/>
+    <w:bookmarkEnd w:id="26"/>
+    <w:bookmarkStart w:id="27" w:name="constraints-to-resolve-first"/>
     <w:p>
       <w:pPr>
         <w:pStyle w:val="Heading3"/>
@@ -833,8 +867,8 @@
         <w:t xml:space="preserve">Sync conflicts: changes made offline on two devices need a clear rule for which change wins.</w:t>
       </w:r>
     </w:p>
-    <w:bookmarkEnd w:id="26"/>
-    <w:bookmarkStart w:id="27" w:name="suggested-scope-to-be-scoped-and-quoted"/>
+    <w:bookmarkEnd w:id="27"/>
+    <w:bookmarkStart w:id="28" w:name="suggested-scope-to-be-scoped-and-quoted"/>
     <w:p>
       <w:pPr>
         <w:pStyle w:val="Heading3"/>
@@ -935,9 +969,9 @@
         <w:t xml:space="preserve">Step 3, optional: offline renames, moves and detail edits with conflict handling, plus the clear local cache and last sync time items in Settings.</w:t>
       </w:r>
     </w:p>
-    <w:bookmarkEnd w:id="27"/>
     <w:bookmarkEnd w:id="28"/>
-    <w:bookmarkStart w:id="34" w:name="document-sharing"/>
+    <w:bookmarkEnd w:id="29"/>
+    <w:bookmarkStart w:id="35" w:name="document-sharing"/>
     <w:p>
       <w:pPr>
         <w:pStyle w:val="Heading2"/>
@@ -946,7 +980,7 @@
         <w:t xml:space="preserve">2. Document sharing</w:t>
       </w:r>
     </w:p>
-    <w:bookmarkStart w:id="29" w:name="what-was-asked-for"/>
+    <w:bookmarkStart w:id="30" w:name="what-was-asked-for"/>
     <w:p>
       <w:pPr>
         <w:pStyle w:val="Heading3"/>
@@ -1177,8 +1211,8 @@
         <w:t xml:space="preserve">.</w:t>
       </w:r>
     </w:p>
-    <w:bookmarkEnd w:id="29"/>
-    <w:bookmarkStart w:id="30" w:name="where-it-stands"/>
+    <w:bookmarkEnd w:id="30"/>
+    <w:bookmarkStart w:id="31" w:name="where-it-stands"/>
     <w:p>
       <w:pPr>
         <w:pStyle w:val="Heading3"/>
@@ -1211,8 +1245,8 @@
         <w:t xml:space="preserve">Sharing and multi-person profiles were recorded as not included in Build 25 and again in Build 31, each needing a separate go-ahead. No go-ahead has been given and no price exists.</w:t>
       </w:r>
     </w:p>
-    <w:bookmarkEnd w:id="30"/>
-    <w:bookmarkStart w:id="31" w:name="what-the-app-does-today-1"/>
+    <w:bookmarkEnd w:id="31"/>
+    <w:bookmarkStart w:id="32" w:name="what-the-app-does-today-1"/>
     <w:p>
       <w:pPr>
         <w:pStyle w:val="Heading3"/>
@@ -1257,8 +1291,8 @@
         <w:t xml:space="preserve">There are no share links, no shared access for another person, no trusted-person or emergency access and no record of shares.</w:t>
       </w:r>
     </w:p>
-    <w:bookmarkEnd w:id="31"/>
-    <w:bookmarkStart w:id="32" w:name="Xfbb2050907d0cdc13e0966a933ca750e9271ed6"/>
+    <w:bookmarkEnd w:id="32"/>
+    <w:bookmarkStart w:id="33" w:name="Xfbb2050907d0cdc13e0966a933ca750e9271ed6"/>
     <w:p>
       <w:pPr>
         <w:pStyle w:val="Heading3"/>
@@ -1318,8 +1352,8 @@
         <w:t xml:space="preserve">): family members’ documents under one account. This changes the data model, so it is a separate decision.</w:t>
       </w:r>
     </w:p>
-    <w:bookmarkEnd w:id="32"/>
-    <w:bookmarkStart w:id="33" w:name="security-notes"/>
+    <w:bookmarkEnd w:id="33"/>
+    <w:bookmarkStart w:id="34" w:name="security-notes"/>
     <w:p>
       <w:pPr>
         <w:pStyle w:val="Heading3"/>
@@ -1364,9 +1398,9 @@
         <w:t xml:space="preserve">Tracey may want advice on any wording shown on the page a recipient sees, given the medical and ID content.</w:t>
       </w:r>
     </w:p>
-    <w:bookmarkEnd w:id="33"/>
     <w:bookmarkEnd w:id="34"/>
-    <w:bookmarkStart w:id="35" w:name="commercial-position"/>
+    <w:bookmarkEnd w:id="35"/>
+    <w:bookmarkStart w:id="36" w:name="commercial-position"/>
     <w:p>
       <w:pPr>
         <w:pStyle w:val="Heading2"/>
@@ -1411,8 +1445,8 @@
         <w:t xml:space="preserve">The proposal’s recommended budget included a 20% contingency, £600 ($762 USD), for unforeseen work. Whether any of it remains is for Richard to confirm.</w:t>
       </w:r>
     </w:p>
-    <w:bookmarkEnd w:id="35"/>
-    <w:bookmarkStart w:id="38" w:name="questions-for-tracey"/>
+    <w:bookmarkEnd w:id="36"/>
+    <w:bookmarkStart w:id="39" w:name="questions-for-tracey"/>
     <w:p>
       <w:pPr>
         <w:pStyle w:val="Heading2"/>
@@ -1421,7 +1455,7 @@
         <w:t xml:space="preserve">Questions for Tracey</w:t>
       </w:r>
     </w:p>
-    <w:bookmarkStart w:id="36" w:name="offline-access-1"/>
+    <w:bookmarkStart w:id="37" w:name="offline-access-1"/>
     <w:p>
       <w:pPr>
         <w:pStyle w:val="Heading3"/>
@@ -1493,8 +1527,8 @@
         <w:t xml:space="preserve">Can GoodBarber confirm whether their iOS app allows offline web storage (App-Bound Domains) for vault.lockondocs.app?</w:t>
       </w:r>
     </w:p>
-    <w:bookmarkEnd w:id="36"/>
-    <w:bookmarkStart w:id="37" w:name="document-sharing-1"/>
+    <w:bookmarkEnd w:id="37"/>
+    <w:bookmarkStart w:id="38" w:name="document-sharing-1"/>
     <w:p>
       <w:pPr>
         <w:pStyle w:val="Heading3"/>
@@ -1575,9 +1609,9 @@
         <w:t xml:space="preserve">If only one can be done first, which matters more: sharing or offline?</w:t>
       </w:r>
     </w:p>
-    <w:bookmarkEnd w:id="37"/>
     <w:bookmarkEnd w:id="38"/>
-    <w:bookmarkStart w:id="39" w:name="recommendation"/>
+    <w:bookmarkEnd w:id="39"/>
+    <w:bookmarkStart w:id="40" w:name="recommendation"/>
     <w:p>
       <w:pPr>
         <w:pStyle w:val="Heading2"/>
@@ -1670,8 +1704,34 @@
         <w:t xml:space="preserve">without changing the data model.</w:t>
       </w:r>
     </w:p>
-    <w:bookmarkEnd w:id="39"/>
     <w:bookmarkEnd w:id="40"/>
+    <w:bookmarkStart w:id="41" w:name="build-48-sharing-update-10152026"/>
+    <w:p>
+      <w:pPr>
+        <w:pStyle w:val="Heading2"/>
+      </w:pPr>
+      <w:r>
+        <w:t xml:space="preserve">Build 48 sharing update (10/15/2026)</w:t>
+      </w:r>
+    </w:p>
+    <w:p>
+      <w:pPr>
+        <w:pStyle w:val="FirstParagraph"/>
+      </w:pPr>
+      <w:r>
+        <w:t xml:space="preserve">Sender-selected sharing passwords are implemented alongside generation, with a shared 12-to-64-character policy and a 72-byte hashing limit. Account confirmation remains separate, recipients still need no account, and existing passcodes remain compatible. Secure links now have a dedicated high-resolution gold-logo preview with no document information. New link/image versioning helps avoid reusing the old preview.</w:t>
+      </w:r>
+    </w:p>
+    <w:p>
+      <w:pPr>
+        <w:pStyle w:val="BodyText"/>
+      </w:pPr>
+      <w:r>
+        <w:t xml:space="preserve">Verification: 70 runtime checks and 8 scoped browser checks passed. WhatsApp rendering and real-device/GoodBarber behavior remain unverified. Checkpoint only; no deployment in this build. Offline behavior was not changed.</w:t>
+      </w:r>
+    </w:p>
+    <w:bookmarkEnd w:id="41"/>
+    <w:bookmarkEnd w:id="42"/>
     <w:sectPr/>
   </w:body>
 </w:document>
